--- a/public/2026/seq02/FICHE_S2-A02_Domotique_4eme.docx
+++ b/public/2026/seq02/FICHE_S2-A02_Domotique_4eme.docx
@@ -213,32 +213,6 @@
               <w:t xml:space="preserve">ACTIVITÉ N°02  ·  S14</w:t>
             </w:r>
           </w:p>
-          <w:p>
-            <w:pPr>
-              <w:spacing w:after="0"/>
-            </w:pPr>
-            <w:r>
-              <w:rPr>
-                <w:rFonts w:ascii="Arial" w:cs="Arial" w:eastAsia="Arial" w:hAnsi="Arial"/>
-                <w:sz w:val="14"/>
-                <w:szCs w:val="14"/>
-              </w:rPr>
-              <w:t xml:space="preserve">NOM : ..............................</w:t>
-            </w:r>
-          </w:p>
-          <w:p>
-            <w:pPr>
-              <w:spacing w:after="0"/>
-            </w:pPr>
-            <w:r>
-              <w:rPr>
-                <w:rFonts w:ascii="Arial" w:cs="Arial" w:eastAsia="Arial" w:hAnsi="Arial"/>
-                <w:sz w:val="14"/>
-                <w:szCs w:val="14"/>
-              </w:rPr>
-              <w:t xml:space="preserve">PRÉNOM : .........................</w:t>
-            </w:r>
-          </w:p>
         </w:tc>
         <w:tc>
           <w:tcPr>
@@ -2835,12 +2809,12 @@
           <w:sz w:val="24"/>
           <w:szCs w:val="24"/>
         </w:rPr>
-        <w:t xml:space="preserve">Le service rendu à Léo n'est possible qu'avec les trois objets ensemble, parce que …</w:t>
+        <w:t xml:space="preserve">Le service rendu à Léo n'est possible qu'avec les trois objets ensemble, parce que …</w:t>
       </w:r>
     </w:p>
     <w:p>
       <w:pPr>
-        <w:spacing w:after="128"/>
+        <w:spacing w:after="240"/>
       </w:pPr>
       <w:r>
         <w:rPr>
@@ -2852,12 +2826,12 @@
           <w:sz w:val="24"/>
           <w:szCs w:val="24"/>
         </w:rPr>
-        <w:t xml:space="preserve">..............................................................................</w:t>
+        <w:t xml:space="preserve">............................................................................................................................................</w:t>
       </w:r>
     </w:p>
     <w:p>
       <w:pPr>
-        <w:spacing w:after="128"/>
+        <w:spacing w:after="240"/>
       </w:pPr>
       <w:r>
         <w:rPr>
@@ -2869,7 +2843,7 @@
           <w:sz w:val="24"/>
           <w:szCs w:val="24"/>
         </w:rPr>
-        <w:t xml:space="preserve">..............................................................................</w:t>
+        <w:t xml:space="preserve">............................................................................................................................................</w:t>
       </w:r>
     </w:p>
     <w:p>

--- a/public/2026/seq02/FICHE_S2-A02_Domotique_4eme.docx
+++ b/public/2026/seq02/FICHE_S2-A02_Domotique_4eme.docx
@@ -905,7 +905,7 @@
                 <w:sz w:val="24"/>
                 <w:szCs w:val="24"/>
               </w:rPr>
-              <w:t xml:space="preserve">......................</w:t>
+              <w:t xml:space="preserve">...................................</w:t>
             </w:r>
           </w:p>
         </w:tc>
@@ -942,7 +942,7 @@
                 <w:sz w:val="24"/>
                 <w:szCs w:val="24"/>
               </w:rPr>
-              <w:t xml:space="preserve">................................</w:t>
+              <w:t xml:space="preserve">....................................................</w:t>
             </w:r>
           </w:p>
         </w:tc>
@@ -1021,7 +1021,7 @@
                 <w:sz w:val="24"/>
                 <w:szCs w:val="24"/>
               </w:rPr>
-              <w:t xml:space="preserve">......................</w:t>
+              <w:t xml:space="preserve">...................................</w:t>
             </w:r>
           </w:p>
         </w:tc>
@@ -1058,7 +1058,7 @@
                 <w:sz w:val="24"/>
                 <w:szCs w:val="24"/>
               </w:rPr>
-              <w:t xml:space="preserve">................................</w:t>
+              <w:t xml:space="preserve">....................................................</w:t>
             </w:r>
           </w:p>
         </w:tc>
@@ -1137,7 +1137,7 @@
                 <w:sz w:val="24"/>
                 <w:szCs w:val="24"/>
               </w:rPr>
-              <w:t xml:space="preserve">......................</w:t>
+              <w:t xml:space="preserve">...................................</w:t>
             </w:r>
           </w:p>
         </w:tc>
@@ -1174,7 +1174,7 @@
                 <w:sz w:val="24"/>
                 <w:szCs w:val="24"/>
               </w:rPr>
-              <w:t xml:space="preserve">................................</w:t>
+              <w:t xml:space="preserve">....................................................</w:t>
             </w:r>
           </w:p>
         </w:tc>
@@ -1249,7 +1249,7 @@
                 <w:sz w:val="24"/>
                 <w:szCs w:val="24"/>
               </w:rPr>
-              <w:t xml:space="preserve">......................</w:t>
+              <w:t xml:space="preserve">...................................</w:t>
             </w:r>
           </w:p>
         </w:tc>
@@ -1284,7 +1284,7 @@
                 <w:sz w:val="24"/>
                 <w:szCs w:val="24"/>
               </w:rPr>
-              <w:t xml:space="preserve">................................</w:t>
+              <w:t xml:space="preserve">....................................................</w:t>
             </w:r>
           </w:p>
         </w:tc>
@@ -1603,7 +1603,7 @@
                 <w:sz w:val="24"/>
                 <w:szCs w:val="24"/>
               </w:rPr>
-              <w:t xml:space="preserve">........</w:t>
+              <w:t xml:space="preserve">..........................</w:t>
             </w:r>
           </w:p>
         </w:tc>
@@ -1682,7 +1682,7 @@
                 <w:sz w:val="24"/>
                 <w:szCs w:val="24"/>
               </w:rPr>
-              <w:t xml:space="preserve">........</w:t>
+              <w:t xml:space="preserve">..........................</w:t>
             </w:r>
           </w:p>
         </w:tc>
@@ -1757,7 +1757,7 @@
                 <w:sz w:val="24"/>
                 <w:szCs w:val="24"/>
               </w:rPr>
-              <w:t xml:space="preserve">........</w:t>
+              <w:t xml:space="preserve">..........................</w:t>
             </w:r>
           </w:p>
         </w:tc>

--- a/public/2026/seq02/FICHE_S2-A02_Domotique_4eme.docx
+++ b/public/2026/seq02/FICHE_S2-A02_Domotique_4eme.docx
@@ -349,8 +349,37 @@
       <w:pPr>
         <w:keepNext/>
         <w:keepLines/>
+        <w:spacing w:after="60"/>
+      </w:pPr>
+    </w:p>
+    <w:p>
+      <w:pPr>
         <w:spacing w:after="128"/>
       </w:pPr>
+      <w:r>
+        <w:rPr>
+          <w:rFonts w:ascii="Arial" w:cs="Arial" w:eastAsia="Arial" w:hAnsi="Arial"/>
+          <w:b/>
+          <w:bCs/>
+          <w:i w:val="false"/>
+          <w:iCs w:val="false"/>
+          <w:sz w:val="24"/>
+          <w:szCs w:val="24"/>
+        </w:rPr>
+        <w:t xml:space="preserve">OBJECTIF — </w:t>
+      </w:r>
+      <w:r>
+        <w:rPr>
+          <w:rFonts w:ascii="Arial" w:cs="Arial" w:eastAsia="Arial" w:hAnsi="Arial"/>
+          <w:b w:val="false"/>
+          <w:bCs w:val="false"/>
+          <w:i w:val="false"/>
+          <w:iCs w:val="false"/>
+          <w:sz w:val="24"/>
+          <w:szCs w:val="24"/>
+        </w:rPr>
+        <w:t xml:space="preserve">Tu sauras repérer capteur, microcontrôleur et actionneur, et suivre la chaîne.</w:t>
+      </w:r>
     </w:p>
     <w:tbl>
       <w:tblPr>

--- a/public/2026/seq02/FICHE_S2-A02_Domotique_4eme.docx
+++ b/public/2026/seq02/FICHE_S2-A02_Domotique_4eme.docx
@@ -479,6 +479,40 @@
     </w:tbl>
     <w:p>
       <w:pPr>
+        <w:spacing w:after="60" w:before="96"/>
+      </w:pPr>
+      <w:r>
+        <w:rPr>
+          <w:rFonts w:ascii="Arial" w:cs="Arial" w:eastAsia="Arial" w:hAnsi="Arial"/>
+          <w:b w:val="false"/>
+          <w:bCs w:val="false"/>
+          <w:i/>
+          <w:iCs/>
+          <w:sz w:val="22"/>
+          <w:szCs w:val="22"/>
+        </w:rPr>
+        <w:t xml:space="preserve">D'APRÈS TOI ? Réponds AVANT de commencer, même sans être sûr. Ça ne se note pas.</w:t>
+      </w:r>
+    </w:p>
+    <w:p>
+      <w:pPr>
+        <w:spacing w:after="240"/>
+      </w:pPr>
+      <w:r>
+        <w:rPr>
+          <w:rFonts w:ascii="Arial" w:cs="Arial" w:eastAsia="Arial" w:hAnsi="Arial"/>
+          <w:b w:val="false"/>
+          <w:bCs w:val="false"/>
+          <w:i w:val="false"/>
+          <w:iCs w:val="false"/>
+          <w:sz w:val="24"/>
+          <w:szCs w:val="24"/>
+        </w:rPr>
+        <w:t xml:space="preserve">............................................................................................................................................</w:t>
+      </w:r>
+    </w:p>
+    <w:p>
+      <w:pPr>
         <w:keepNext/>
         <w:keepLines/>
         <w:pBdr>
@@ -506,8 +540,20 @@
     </w:p>
     <w:p>
       <w:pPr>
-        <w:spacing w:after="48" w:before="50"/>
-      </w:pPr>
+        <w:spacing w:after="120" w:before="40"/>
+      </w:pPr>
+      <w:r>
+        <w:rPr>
+          <w:rFonts w:ascii="Arial" w:cs="Arial" w:eastAsia="Arial" w:hAnsi="Arial"/>
+          <w:b/>
+          <w:bCs/>
+          <w:i w:val="false"/>
+          <w:iCs w:val="false"/>
+          <w:sz w:val="22"/>
+          <w:szCs w:val="22"/>
+        </w:rPr>
+        <w:t xml:space="preserve">AU TABLEAU — </w:t>
+      </w:r>
       <w:r>
         <w:rPr>
           <w:rFonts w:ascii="Arial" w:cs="Arial" w:eastAsia="Arial" w:hAnsi="Arial"/>
@@ -515,61 +561,10 @@
           <w:bCs w:val="false"/>
           <w:i w:val="false"/>
           <w:iCs w:val="false"/>
-          <w:sz w:val="24"/>
-          <w:szCs w:val="24"/>
+          <w:sz w:val="22"/>
+          <w:szCs w:val="22"/>
         </w:rPr>
-        <w:t xml:space="preserve">Un CAPTEUR acquiert une information du monde réel : mouvement, lumière, température, présence.</w:t>
-      </w:r>
-    </w:p>
-    <w:p>
-      <w:pPr>
-        <w:spacing w:after="48" w:before="50"/>
-      </w:pPr>
-      <w:r>
-        <w:rPr>
-          <w:rFonts w:ascii="Arial" w:cs="Arial" w:eastAsia="Arial" w:hAnsi="Arial"/>
-          <w:b w:val="false"/>
-          <w:bCs w:val="false"/>
-          <w:i w:val="false"/>
-          <w:iCs w:val="false"/>
-          <w:sz w:val="24"/>
-          <w:szCs w:val="24"/>
-        </w:rPr>
-        <w:t xml:space="preserve">Un MICROCONTRÔLEUR traite l'information et décide quoi faire.</w:t>
-      </w:r>
-    </w:p>
-    <w:p>
-      <w:pPr>
-        <w:spacing w:after="48" w:before="50"/>
-      </w:pPr>
-      <w:r>
-        <w:rPr>
-          <w:rFonts w:ascii="Arial" w:cs="Arial" w:eastAsia="Arial" w:hAnsi="Arial"/>
-          <w:b w:val="false"/>
-          <w:bCs w:val="false"/>
-          <w:i w:val="false"/>
-          <w:iCs w:val="false"/>
-          <w:sz w:val="24"/>
-          <w:szCs w:val="24"/>
-        </w:rPr>
-        <w:t xml:space="preserve">Un ACTIONNEUR transforme de l'énergie en action : s'allumer, ouvrir, sonner.</w:t>
-      </w:r>
-    </w:p>
-    <w:p>
-      <w:pPr>
-        <w:spacing w:after="48" w:before="50"/>
-      </w:pPr>
-      <w:r>
-        <w:rPr>
-          <w:rFonts w:ascii="Arial" w:cs="Arial" w:eastAsia="Arial" w:hAnsi="Arial"/>
-          <w:b w:val="false"/>
-          <w:bCs w:val="false"/>
-          <w:i w:val="false"/>
-          <w:iCs w:val="false"/>
-          <w:sz w:val="24"/>
-          <w:szCs w:val="24"/>
-        </w:rPr>
-        <w:t xml:space="preserve">Une IHM (interface homme-machine) communique avec l'utilisateur : écran, notification, voyant.</w:t>
+        <w:t xml:space="preserve">l’apport de la séance reste projeté. Regarde l’écran dès que tu bloques.</w:t>
       </w:r>
     </w:p>
     <w:p>
@@ -1348,23 +1343,6 @@
     </w:p>
     <w:p>
       <w:pPr>
-        <w:spacing w:after="48" w:before="50"/>
-      </w:pPr>
-      <w:r>
-        <w:rPr>
-          <w:rFonts w:ascii="Arial" w:cs="Arial" w:eastAsia="Arial" w:hAnsi="Arial"/>
-          <w:b w:val="false"/>
-          <w:bCs w:val="false"/>
-          <w:i w:val="false"/>
-          <w:iCs w:val="false"/>
-          <w:sz w:val="24"/>
-          <w:szCs w:val="24"/>
-        </w:rPr>
-        <w:t xml:space="preserve">Dans tout système automatisé, l'information suit trois étapes, toujours dans le même ordre : ① ACQUÉRIR, ② TRAITER, ③ COMMUNIQUER.</w:t>
-      </w:r>
-    </w:p>
-    <w:p>
-      <w:pPr>
         <w:keepNext/>
         <w:keepLines/>
         <w:spacing w:after="96"/>
@@ -1858,23 +1836,6 @@
           <w:szCs w:val="26"/>
         </w:rPr>
         <w:t xml:space="preserve">PARTIE 3 — Je schématise en SysML</w:t>
-      </w:r>
-    </w:p>
-    <w:p>
-      <w:pPr>
-        <w:spacing w:after="48" w:before="50"/>
-      </w:pPr>
-      <w:r>
-        <w:rPr>
-          <w:rFonts w:ascii="Arial" w:cs="Arial" w:eastAsia="Arial" w:hAnsi="Arial"/>
-          <w:b w:val="false"/>
-          <w:bCs w:val="false"/>
-          <w:i w:val="false"/>
-          <w:iCs w:val="false"/>
-          <w:sz w:val="24"/>
-          <w:szCs w:val="24"/>
-        </w:rPr>
-        <w:t xml:space="preserve">Un schéma SysML représente un système par des blocs rectangulaires nommés, reliés par des flèches étiquetées avec ce qui circule.</w:t>
       </w:r>
     </w:p>
     <w:p>

--- a/public/2026/seq02/FICHE_S2-A02_Domotique_4eme.docx
+++ b/public/2026/seq02/FICHE_S2-A02_Domotique_4eme.docx
@@ -509,6 +509,52 @@
           <w:szCs w:val="24"/>
         </w:rPr>
         <w:t xml:space="preserve">............................................................................................................................................</w:t>
+      </w:r>
+    </w:p>
+    <w:p>
+      <w:pPr>
+        <w:keepNext/>
+        <w:pBdr>
+          <w:top w:val="single" w:sz="6" w:space="2" w:color="D9D9D9"/>
+          <w:left w:val="single" w:sz="6" w:space="2" w:color="D9D9D9"/>
+          <w:bottom w:val="single" w:sz="6" w:space="2" w:color="D9D9D9"/>
+          <w:right w:val="single" w:sz="6" w:space="2" w:color="D9D9D9"/>
+        </w:pBdr>
+        <w:shd w:val="clear" w:color="auto" w:fill="F2F2F2"/>
+        <w:spacing w:before="80" w:after="120"/>
+        <w:ind w:left="60" w:right="60"/>
+      </w:pPr>
+      <w:r>
+        <w:rPr>
+          <w:rFonts w:ascii="Arial" w:cs="Arial" w:eastAsia="Arial" w:hAnsi="Arial"/>
+          <w:b/>
+          <w:bCs/>
+          <w:sz w:val="24"/>
+          <w:szCs w:val="24"/>
+        </w:rPr>
+        <w:t xml:space="preserve">RESSOURCE 1 — La chaîne d’information</w:t>
+      </w:r>
+      <w:r>
+        <w:rPr>
+          <w:rFonts w:ascii="Arial" w:cs="Arial" w:eastAsia="Arial" w:hAnsi="Arial"/>
+          <w:sz w:val="24"/>
+          <w:szCs w:val="24"/>
+        </w:rPr>
+        <w:t xml:space="preserve"> · Techno-Flash · rien à installer</w:t>
+      </w:r>
+      <w:r>
+        <w:rPr>
+          <w:rFonts w:ascii="Arial" w:cs="Arial" w:eastAsia="Arial" w:hAnsi="Arial"/>
+        </w:rPr>
+        <w:br/>
+      </w:r>
+      <w:r>
+        <w:rPr>
+          <w:rFonts w:ascii="Arial" w:cs="Arial" w:eastAsia="Arial" w:hAnsi="Arial"/>
+          <w:sz w:val="22"/>
+          <w:szCs w:val="22"/>
+        </w:rPr>
+        <w:t xml:space="preserve">→ techno-flash.com/animations/chaine_information/chaine_information.html</w:t>
       </w:r>
     </w:p>
     <w:p>
